--- a/public/gallery/examples/customer-success-manager/no/resume.docx
+++ b/public/gallery/examples/customer-success-manager/no/resume.docx
@@ -66,7 +66,7 @@
         </w:rPr>
         <w:t xml:space="preserve">📧 </w:t>
       </w:r>
-      <w:hyperlink w:history="1" r:id="rIdmdv0l5yfeumgdafl0zyg3">
+      <w:hyperlink w:history="1" r:id="rId16nw5hal_teu2nvyqzigg">
         <w:r>
           <w:rPr>
             <w:sz w:val="18"/>
@@ -89,7 +89,7 @@
         </w:rPr>
         <w:t xml:space="preserve">🔗 </w:t>
       </w:r>
-      <w:hyperlink w:history="1" r:id="rId98fga2cjgbo6d8cm2xobg">
+      <w:hyperlink w:history="1" r:id="rId-mei3k_e80ixkk2zqfha6">
         <w:r>
           <w:rPr>
             <w:sz w:val="18"/>
@@ -124,7 +124,7 @@
         <w:spacing w:after="200" w:line="276"/>
         <w:jc w:val="center"/>
       </w:pPr>
-      <w:hyperlink w:history="1" r:id="rId06_ykqpjuczjvcwprydbj">
+      <w:hyperlink w:history="1" r:id="rIdgj-ge4p0wl9urt2yw4ht1">
         <w:r>
           <w:rPr>
             <w:sz w:val="18"/>
@@ -140,7 +140,7 @@
         </w:rPr>
         <w:t xml:space="preserve"> • </w:t>
       </w:r>
-      <w:hyperlink w:history="1" r:id="rId_phtpdssub8-ucb5urzpq">
+      <w:hyperlink w:history="1" r:id="rIdkzet1dfgb0nvvygul6hp0">
         <w:r>
           <w:rPr>
             <w:sz w:val="18"/>
@@ -299,7 +299,7 @@
         </w:rPr>
         <w:t xml:space="preserve">	</w:t>
       </w:r>
-      <w:hyperlink w:history="1" r:id="rIdrc0arx1wzfditijdql1te">
+      <w:hyperlink w:history="1" r:id="rIdmk8f9jvxr9rvtn8txe7ly">
         <w:r>
           <w:rPr>
             <w:sz w:val="18"/>
@@ -443,7 +443,7 @@
         </w:rPr>
         <w:t xml:space="preserve">	</w:t>
       </w:r>
-      <w:hyperlink w:history="1" r:id="rIdmhzumu4cnrbpjoez43xfk">
+      <w:hyperlink w:history="1" r:id="rIdzjlnyq3rdxj-gvirstrt6">
         <w:r>
           <w:rPr>
             <w:sz w:val="18"/>
@@ -587,7 +587,7 @@
         </w:rPr>
         <w:t xml:space="preserve">	</w:t>
       </w:r>
-      <w:hyperlink w:history="1" r:id="rIdnozmoexihryq1taziwum2">
+      <w:hyperlink w:history="1" r:id="rIdmjtzisly2zfswai4p9fib">
         <w:r>
           <w:rPr>
             <w:sz w:val="18"/>
@@ -769,7 +769,7 @@
         </w:rPr>
         <w:t xml:space="preserve">	</w:t>
       </w:r>
-      <w:hyperlink w:history="1" r:id="rId1lar3conkfnc2qj_1r64h">
+      <w:hyperlink w:history="1" r:id="rIdfth3wssnt06ua00luqedr">
         <w:r>
           <w:rPr>
             <w:sz w:val="18"/>
@@ -932,7 +932,7 @@
         </w:rPr>
         <w:t xml:space="preserve">	</w:t>
       </w:r>
-      <w:hyperlink w:history="1" r:id="rIdquw-uollzgy3bmm653mwc">
+      <w:hyperlink w:history="1" r:id="rIdb7-wflrfgwdiagnp6kla2">
         <w:r>
           <w:rPr>
             <w:sz w:val="18"/>
@@ -1339,7 +1339,7 @@
         </w:rPr>
         <w:t xml:space="preserve">	</w:t>
       </w:r>
-      <w:hyperlink w:history="1" r:id="rIdoizqlafi6pviu8mpwltag">
+      <w:hyperlink w:history="1" r:id="rId_aob7ixvftuhjxjt02i3o">
         <w:r>
           <w:rPr>
             <w:sz w:val="18"/>
@@ -1405,7 +1405,7 @@
         </w:rPr>
         <w:t xml:space="preserve">	</w:t>
       </w:r>
-      <w:hyperlink w:history="1" r:id="rIdpmi_mhpn4e4nzsqniishx">
+      <w:hyperlink w:history="1" r:id="rIdainfjtk2ghbj2t0b4mhya">
         <w:r>
           <w:rPr>
             <w:sz w:val="18"/>
@@ -1490,7 +1490,7 @@
         </w:rPr>
         <w:t xml:space="preserve">	</w:t>
       </w:r>
-      <w:hyperlink w:history="1" r:id="rIdx_ymjpnyaolcsvdn4_gda">
+      <w:hyperlink w:history="1" r:id="rIdktfoed-l5l_ojl5x7nuig">
         <w:r>
           <w:rPr>
             <w:sz w:val="18"/>
@@ -1613,7 +1613,7 @@
         </w:rPr>
         <w:t xml:space="preserve">	</w:t>
       </w:r>
-      <w:hyperlink w:history="1" r:id="rId3tmrvg6k7cj2wc7ox1qjo">
+      <w:hyperlink w:history="1" r:id="rId0_6c1erwvapr0o4u5c58i">
         <w:r>
           <w:rPr>
             <w:sz w:val="18"/>
@@ -1757,7 +1757,7 @@
         </w:rPr>
         <w:t xml:space="preserve">	</w:t>
       </w:r>
-      <w:hyperlink w:history="1" r:id="rIdotieamcmppfhm7shsnthp">
+      <w:hyperlink w:history="1" r:id="rIdws_qiuacyfg1ereuaeh0b">
         <w:r>
           <w:rPr>
             <w:sz w:val="18"/>
@@ -1981,7 +1981,7 @@
         </w:rPr>
         <w:t xml:space="preserve">	</w:t>
       </w:r>
-      <w:hyperlink w:history="1" r:id="rIdhsnyc5tkn6ic-ar3nezkc">
+      <w:hyperlink w:history="1" r:id="rIdsyuzzveceifd7iwcg3fb-">
         <w:r>
           <w:rPr>
             <w:sz w:val="18"/>
